--- a/A202611902032.docx
+++ b/A202611902032.docx
@@ -48,8 +48,332 @@
     </w:p>
     <w:p>
       <w:pPr>
+        <w:spacing w:after="80" w:before="0" w:lineRule="auto"/>
+        <w:jc w:val="center"/>
+        <w:rPr/>
+      </w:pPr>
+      <w:r>
+        <w:rPr>
+          <w:rFonts w:ascii="SimHei" w:cs="SimHei" w:eastAsia="SimHei" w:hAnsi="SimHei"/>
+          <w:b/>
+          <w:bCs w:val="1"/>
+          <w:sz w:val="52"/>
+          <w:szCs w:val="52"/>
+          <w:rtl w:val="0"/>
+        </w:rPr>
+        <w:t xml:space="preserve">城市绿色物流配送调度优化</w:t>
+      </w:r>
+      <w:r>
+        <w:rPr>
+          <w:b/>
+          <w:rtl w:val="0"/>
+        </w:rPr>
+      </w:r>
+    </w:p>
+    <w:p>
+      <w:pPr>
+        <w:spacing w:after="80" w:before="0" w:lineRule="auto"/>
+        <w:jc w:val="center"/>
+        <w:rPr/>
+      </w:pPr>
+      <w:r>
+        <w:rPr>
+          <w:rFonts w:ascii="SimSun" w:cs="SimSun" w:eastAsia="SimSun" w:hAnsi="SimSun"/>
+          <w:b/>
+          <w:sz w:val="26"/>
+          <w:szCs w:val="26"/>
+          <w:rtl w:val="0"/>
+        </w:rPr>
+        <w:t xml:space="preserve">——基于分层构造与自适应大邻域搜索的多约束VRP研究</w:t>
+      </w:r>
+      <w:r>
+        <w:rPr>
+          <w:b/>
+          <w:rtl w:val="0"/>
+        </w:rPr>
+      </w:r>
+    </w:p>
+    <w:p>
+      <w:pPr>
+        <w:spacing w:after="0" w:before="0" w:lineRule="auto"/>
+        <w:rPr/>
+      </w:pPr>
+      <w:r>
+        <w:rPr>
+          <w:rtl w:val="0"/>
+        </w:rPr>
+      </w:r>
+    </w:p>
+    <w:p>
+      <w:pPr>
+        <w:spacing w:after="0" w:before="0" w:lineRule="auto"/>
+        <w:rPr/>
+      </w:pPr>
+      <w:r>
+        <w:rPr>
+          <w:rtl w:val="0"/>
+        </w:rPr>
+      </w:r>
+    </w:p>
+    <w:p>
+      <w:pPr>
+        <w:spacing w:after="0" w:before="0" w:lineRule="auto"/>
+        <w:rPr/>
+      </w:pPr>
+      <w:r>
+        <w:rPr>
+          <w:rtl w:val="0"/>
+        </w:rPr>
+      </w:r>
+    </w:p>
+    <w:p>
+      <w:pPr>
+        <w:spacing w:after="0" w:before="0" w:lineRule="auto"/>
+        <w:rPr/>
+      </w:pPr>
+      <w:r>
+        <w:rPr>
+          <w:rtl w:val="0"/>
+        </w:rPr>
+      </w:r>
+    </w:p>
+    <w:p>
+      <w:pPr>
+        <w:spacing w:after="0" w:before="0" w:lineRule="auto"/>
+        <w:rPr/>
+      </w:pPr>
+      <w:r>
+        <w:rPr>
+          <w:rtl w:val="0"/>
+        </w:rPr>
+      </w:r>
+    </w:p>
+    <w:p>
+      <w:pPr>
+        <w:spacing w:after="0" w:before="0" w:lineRule="auto"/>
+        <w:rPr/>
+      </w:pPr>
+      <w:r>
+        <w:rPr>
+          <w:rtl w:val="0"/>
+        </w:rPr>
+      </w:r>
+    </w:p>
+    <w:p>
+      <w:pPr>
+        <w:spacing w:after="0" w:before="0" w:lineRule="auto"/>
+        <w:rPr/>
+      </w:pPr>
+      <w:r>
+        <w:rPr>
+          <w:rtl w:val="0"/>
+        </w:rPr>
+      </w:r>
+    </w:p>
+    <w:p>
+      <w:pPr>
+        <w:spacing w:after="0" w:before="0" w:lineRule="auto"/>
+        <w:rPr/>
+      </w:pPr>
+      <w:r>
+        <w:rPr>
+          <w:rtl w:val="0"/>
+        </w:rPr>
+      </w:r>
+    </w:p>
+    <w:p>
+      <w:pPr>
+        <w:spacing w:after="0" w:before="0" w:lineRule="auto"/>
+        <w:rPr/>
+      </w:pPr>
+      <w:r>
+        <w:rPr>
+          <w:rtl w:val="0"/>
+        </w:rPr>
+      </w:r>
+    </w:p>
+    <w:p>
+      <w:pPr>
+        <w:spacing w:after="0" w:before="0" w:lineRule="auto"/>
+        <w:rPr/>
+      </w:pPr>
+      <w:r>
+        <w:rPr>
+          <w:rtl w:val="0"/>
+        </w:rPr>
+      </w:r>
+    </w:p>
+    <w:p>
+      <w:pPr>
+        <w:rPr/>
+      </w:pPr>
+      <w:r>
+        <w:br w:type="page"/>
+      </w:r>
+      <w:r>
+        <w:rPr>
+          <w:rtl w:val="0"/>
+        </w:rPr>
+      </w:r>
+    </w:p>
+    <w:p>
+      <w:pPr>
         <w:spacing w:after="160" w:before="0" w:lineRule="auto"/>
         <w:jc w:val="center"/>
+        <w:rPr/>
+      </w:pPr>
+      <w:r>
+        <w:rPr>
+          <w:rFonts w:ascii="SimHei" w:cs="SimHei" w:eastAsia="SimHei" w:hAnsi="SimHei"/>
+          <w:b/>
+          <w:bCs w:val="1"/>
+          <w:sz w:val="32"/>
+          <w:szCs w:val="32"/>
+          <w:rtl w:val="0"/>
+        </w:rPr>
+        <w:t xml:space="preserve">摘  要</w:t>
+      </w:r>
+      <w:r>
+        <w:rPr>
+          <w:b/>
+          <w:rtl w:val="0"/>
+        </w:rPr>
+      </w:r>
+    </w:p>
+    <w:p>
+      <w:pPr>
+        <w:spacing w:after="80" w:before="80" w:line="360" w:lineRule="auto"/>
+        <w:ind w:firstLine="480"/>
+        <w:jc w:val="both"/>
+        <w:rPr/>
+      </w:pPr>
+      <w:r>
+        <w:rPr>
+          <w:rFonts w:ascii="SimSun" w:cs="SimSun" w:eastAsia="SimSun" w:hAnsi="SimSun"/>
+          <w:b w:val="0"/>
+          <w:bCs w:val="0"/>
+          <w:sz w:val="24"/>
+          <w:szCs w:val="24"/>
+          <w:rtl w:val="0"/>
+        </w:rPr>
+        <w:t xml:space="preserve">本文针对城市绿色物流配送调度问题，构建含速度时变、载重递减能耗、时间窗约束及绿色区限行政策的多约束车辆路径规划模型（VRPTW-SDVRP），分三个子问题展开研究。</w:t>
+      </w:r>
+      <w:r>
+        <w:rPr>
+          <w:rtl w:val="0"/>
+        </w:rPr>
+      </w:r>
+    </w:p>
+    <w:p>
+      <w:pPr>
+        <w:spacing w:after="80" w:before="80" w:line="360" w:lineRule="auto"/>
+        <w:ind w:firstLine="480"/>
+        <w:jc w:val="both"/>
+        <w:rPr/>
+      </w:pPr>
+      <w:r>
+        <w:rPr>
+          <w:rFonts w:ascii="SimSun" w:cs="SimSun" w:eastAsia="SimSun" w:hAnsi="SimSun"/>
+          <w:b w:val="0"/>
+          <w:bCs w:val="0"/>
+          <w:sz w:val="24"/>
+          <w:szCs w:val="24"/>
+          <w:rtl w:val="0"/>
+        </w:rPr>
+        <w:t xml:space="preserve">问题一（静态调度）：将98个客户按需求规模分为大、中、小三层，大客户强制拆单配送、中客户独占车辆、小客户按阿基米德螺旋序贪心合并，构造高质量初始解。运行自适应大邻域搜索算法（ALNS），采用4种破坏算子与2种修复算子及模拟退火接受准则，以4个不同方向螺旋起点并行搜索。最终获得总成本107,113元的可行解，含131条路径，车辆全部准时回场。</w:t>
+      </w:r>
+      <w:r>
+        <w:rPr>
+          <w:rtl w:val="0"/>
+        </w:rPr>
+      </w:r>
+    </w:p>
+    <w:p>
+      <w:pPr>
+        <w:spacing w:after="80" w:before="80" w:line="360" w:lineRule="auto"/>
+        <w:ind w:firstLine="480"/>
+        <w:jc w:val="both"/>
+        <w:rPr/>
+      </w:pPr>
+      <w:r>
+        <w:rPr>
+          <w:rFonts w:ascii="SimSun" w:cs="SimSun" w:eastAsia="SimSun" w:hAnsi="SimSun"/>
+          <w:b w:val="0"/>
+          <w:bCs w:val="0"/>
+          <w:sz w:val="24"/>
+          <w:szCs w:val="24"/>
+          <w:rtl w:val="0"/>
+        </w:rPr>
+        <w:t xml:space="preserve">问题二（政策约束）：引入绿色区8:00—16:00燃油车限行约束，设计软/硬两阶段政策模式：ALNS搜索阶段以百万元软罚项引导，验收阶段切换硬约束。初始解优先将绿色区客户分配至新能源车，从源头消除违规。最终在零违规前提下得到总成本108,385元，较问题一仅增加1.19%，新能源车使用量由10条路径增至19条。</w:t>
+      </w:r>
+      <w:r>
+        <w:rPr>
+          <w:rtl w:val="0"/>
+        </w:rPr>
+      </w:r>
+    </w:p>
+    <w:p>
+      <w:pPr>
+        <w:spacing w:after="80" w:before="80" w:line="360" w:lineRule="auto"/>
+        <w:ind w:firstLine="480"/>
+        <w:jc w:val="both"/>
+        <w:rPr/>
+      </w:pPr>
+      <w:r>
+        <w:rPr>
+          <w:rFonts w:ascii="SimSun" w:cs="SimSun" w:eastAsia="SimSun" w:hAnsi="SimSun"/>
+          <w:b w:val="0"/>
+          <w:bCs w:val="0"/>
+          <w:sz w:val="24"/>
+          <w:szCs w:val="24"/>
+          <w:rtl w:val="0"/>
+        </w:rPr>
+        <w:t xml:space="preserve">问题三（动态调度）：设计双层实时调度框架。快速层（毫秒级）采用贪心插入处理新增订单，含拆单兜底保证全覆盖；优化层（秒级）在快速层结果上运行200次小步ALNS。构造三类场景：S1新增8单（成本+4,233元，响应2.86s）、S2时间窗前移（成本+30元，响应2.52s）、S3复合事件（成本+1,244元，响应2.49s），验证了框架对不同动态扰动的适应性。</w:t>
+      </w:r>
+      <w:r>
+        <w:rPr>
+          <w:rtl w:val="0"/>
+        </w:rPr>
+      </w:r>
+    </w:p>
+    <w:p>
+      <w:pPr>
+        <w:spacing w:after="80" w:before="80" w:line="360" w:lineRule="auto"/>
+        <w:ind w:firstLine="480"/>
+        <w:jc w:val="both"/>
+        <w:rPr/>
+      </w:pPr>
+      <w:r>
+        <w:rPr>
+          <w:rFonts w:ascii="SimSun" w:cs="SimSun" w:eastAsia="SimSun" w:hAnsi="SimSun"/>
+          <w:b w:val="0"/>
+          <w:bCs w:val="0"/>
+          <w:sz w:val="24"/>
+          <w:szCs w:val="24"/>
+          <w:rtl w:val="0"/>
+        </w:rPr>
+        <w:t xml:space="preserve">本文通过分层构造降低搜索复杂度，通过螺旋序引入空间结构先验，通过软/硬两阶段政策平衡多样性与可行性，通过双层调度实现响应速度与解质量的解耦。实验表明各方法均达到接近结构性下界的解质量。</w:t>
+      </w:r>
+      <w:r>
+        <w:rPr>
+          <w:rtl w:val="0"/>
+        </w:rPr>
+      </w:r>
+    </w:p>
+    <w:p>
+      <w:pPr>
+        <w:spacing w:after="0" w:before="0" w:lineRule="auto"/>
+        <w:rPr/>
+      </w:pPr>
+      <w:r>
+        <w:rPr>
+          <w:rtl w:val="0"/>
+        </w:rPr>
+      </w:r>
+    </w:p>
+    <w:p>
+      <w:pPr>
+        <w:spacing w:after="80" w:before="80" w:lineRule="auto"/>
         <w:rPr/>
       </w:pPr>
       <w:r>
@@ -57,143 +381,21 @@
           <w:rFonts w:ascii="SimHei" w:cs="SimHei" w:eastAsia="SimHei" w:hAnsi="SimHei"/>
           <w:b w:val="1"/>
           <w:bCs w:val="1"/>
-          <w:sz w:val="52"/>
-          <w:szCs w:val="52"/>
-          <w:rtl w:val="0"/>
-        </w:rPr>
-        <w:t xml:space="preserve">城市绿色物流配送调度优化</w:t>
-      </w:r>
-      <w:r>
-        <w:rPr>
-          <w:rtl w:val="0"/>
-        </w:rPr>
-      </w:r>
-    </w:p>
-    <w:p>
-      <w:pPr>
-        <w:spacing w:after="800" w:before="0" w:lineRule="auto"/>
-        <w:jc w:val="center"/>
-        <w:rPr/>
-      </w:pPr>
+          <w:sz w:val="24"/>
+          <w:szCs w:val="24"/>
+          <w:rtl w:val="0"/>
+        </w:rPr>
+        <w:t xml:space="preserve">关键词：</w:t>
+      </w:r>
       <w:r>
         <w:rPr>
           <w:rFonts w:ascii="SimSun" w:cs="SimSun" w:eastAsia="SimSun" w:hAnsi="SimSun"/>
-          <w:sz w:val="26"/>
-          <w:szCs w:val="26"/>
-          <w:rtl w:val="0"/>
-        </w:rPr>
-        <w:t xml:space="preserve">——基于分层构造与自适应大邻域搜索的多约束VRP研究</w:t>
-      </w:r>
-      <w:r>
-        <w:rPr>
-          <w:rtl w:val="0"/>
-        </w:rPr>
-      </w:r>
-    </w:p>
-    <w:p>
-      <w:pPr>
-        <w:spacing w:after="0" w:before="0" w:lineRule="auto"/>
-        <w:rPr/>
-      </w:pPr>
-      <w:r>
-        <w:rPr>
-          <w:rtl w:val="0"/>
-        </w:rPr>
-      </w:r>
-    </w:p>
-    <w:p>
-      <w:pPr>
-        <w:spacing w:after="0" w:before="0" w:lineRule="auto"/>
-        <w:rPr/>
-      </w:pPr>
-      <w:r>
-        <w:rPr>
-          <w:rtl w:val="0"/>
-        </w:rPr>
-      </w:r>
-    </w:p>
-    <w:p>
-      <w:pPr>
-        <w:spacing w:after="0" w:before="0" w:lineRule="auto"/>
-        <w:rPr/>
-      </w:pPr>
-      <w:r>
-        <w:rPr>
-          <w:rtl w:val="0"/>
-        </w:rPr>
-      </w:r>
-    </w:p>
-    <w:p>
-      <w:pPr>
-        <w:spacing w:after="0" w:before="0" w:lineRule="auto"/>
-        <w:rPr/>
-      </w:pPr>
-      <w:r>
-        <w:rPr>
-          <w:rtl w:val="0"/>
-        </w:rPr>
-      </w:r>
-    </w:p>
-    <w:p>
-      <w:pPr>
-        <w:spacing w:after="0" w:before="0" w:lineRule="auto"/>
-        <w:rPr/>
-      </w:pPr>
-      <w:r>
-        <w:rPr>
-          <w:rtl w:val="0"/>
-        </w:rPr>
-      </w:r>
-    </w:p>
-    <w:p>
-      <w:pPr>
-        <w:spacing w:after="0" w:before="0" w:lineRule="auto"/>
-        <w:rPr/>
-      </w:pPr>
-      <w:r>
-        <w:rPr>
-          <w:rtl w:val="0"/>
-        </w:rPr>
-      </w:r>
-    </w:p>
-    <w:p>
-      <w:pPr>
-        <w:spacing w:after="0" w:before="0" w:lineRule="auto"/>
-        <w:rPr/>
-      </w:pPr>
-      <w:r>
-        <w:rPr>
-          <w:rtl w:val="0"/>
-        </w:rPr>
-      </w:r>
-    </w:p>
-    <w:p>
-      <w:pPr>
-        <w:spacing w:after="0" w:before="0" w:lineRule="auto"/>
-        <w:rPr/>
-      </w:pPr>
-      <w:r>
-        <w:rPr>
-          <w:rtl w:val="0"/>
-        </w:rPr>
-      </w:r>
-    </w:p>
-    <w:p>
-      <w:pPr>
-        <w:spacing w:after="0" w:before="0" w:lineRule="auto"/>
-        <w:rPr/>
-      </w:pPr>
-      <w:r>
-        <w:rPr>
-          <w:rtl w:val="0"/>
-        </w:rPr>
-      </w:r>
-    </w:p>
-    <w:p>
-      <w:pPr>
-        <w:spacing w:after="0" w:before="0" w:lineRule="auto"/>
-        <w:rPr/>
-      </w:pPr>
+          <w:sz w:val="24"/>
+          <w:szCs w:val="24"/>
+          <w:rtl w:val="0"/>
+        </w:rPr>
+        <w:t xml:space="preserve">车辆路径问题；自适应大邻域搜索；阿基米德螺旋构造；绿色物流；动态调度</w:t>
+      </w:r>
       <w:r>
         <w:rPr>
           <w:rtl w:val="0"/>
@@ -215,7 +417,8 @@
     </w:p>
     <w:p>
       <w:pPr>
-        <w:spacing w:after="200" w:before="0" w:lineRule="auto"/>
+        <w:pStyle w:val="Heading1"/>
+        <w:spacing w:after="180" w:before="360" w:lineRule="auto"/>
         <w:jc w:val="center"/>
         <w:rPr/>
       </w:pPr>
@@ -228,7 +431,7 @@
           <w:szCs w:val="32"/>
           <w:rtl w:val="0"/>
         </w:rPr>
-        <w:t xml:space="preserve">摘  要</w:t>
+        <w:t xml:space="preserve">一、问题重述</w:t>
       </w:r>
       <w:r>
         <w:rPr>
@@ -252,7 +455,7 @@
           <w:szCs w:val="24"/>
           <w:rtl w:val="0"/>
         </w:rPr>
-        <w:t xml:space="preserve">本文针对城市绿色物流配送调度问题，构建含速度时变、载重递减能耗、时间窗约束及绿色区限行政策的多约束车辆路径规划模型（VRPTW-SDVRP），分三个子问题展开研究。</w:t>
+        <w:t xml:space="preserve">本题以某城市配送中心为研究对象，要求在满足客户时间窗、车辆容量、工作时长等约束的前提下，对98个潜在客户（含88个有效订单客户及10个备用客户）制定最优配送方案。车队由5种型号共185辆车组成，含燃油车与新能源车两类，总成本涵盖启动成本、能耗成本、碳排成本及时间窗惩罚四项。</w:t>
       </w:r>
       <w:r>
         <w:rPr>
@@ -276,7 +479,7 @@
           <w:szCs w:val="24"/>
           <w:rtl w:val="0"/>
         </w:rPr>
-        <w:t xml:space="preserve">问题一（静态调度）：将98个客户按需求规模分为大、中、小三层，大客户强制拆单配送、中客户独占车辆、小客户按阿基米德螺旋序贪心合并，构造高质量初始解。运行自适应大邻域搜索算法（ALNS），采用4种破坏算子与2种修复算子及模拟退火接受准则，以4个不同方向螺旋起点并行搜索。最终获得总成本107,113元的可行解，含131条路径，车辆全部准时回场。</w:t>
+        <w:t xml:space="preserve">题目包含三个递进子问题：</w:t>
       </w:r>
       <w:r>
         <w:rPr>
@@ -300,7 +503,7 @@
           <w:szCs w:val="24"/>
           <w:rtl w:val="0"/>
         </w:rPr>
-        <w:t xml:space="preserve">问题二（政策约束）：引入绿色区8:00—16:00燃油车限行约束，设计软/硬两阶段政策模式：ALNS搜索阶段以百万元软罚项引导，验收阶段切换硬约束。初始解优先将绿色区客户分配至新能源车，从源头消除违规。最终在零违规前提下得到总成本108,385元，较问题一仅增加1.19%，新能源车使用量由10条路径增至19条。</w:t>
+        <w:t xml:space="preserve">（1）问题一（静态调度）：在速度时变（8段分段）、载重递减能耗、时间窗约束、允许拆单配送等条件下，为88个有效客户设计总成本最低的调度方案。</w:t>
       </w:r>
       <w:r>
         <w:rPr>
@@ -324,7 +527,7 @@
           <w:szCs w:val="24"/>
           <w:rtl w:val="0"/>
         </w:rPr>
-        <w:t xml:space="preserve">问题三（动态调度）：设计双层实时调度框架。快速层（毫秒级）采用贪心插入处理新增订单，含拆单兜底保证全覆盖；优化层（秒级）在快速层结果上运行200次小步ALNS。构造三类场景：S1新增8单（成本+4,233元，响应2.86s）、S2时间窗前移（成本+30元，响应2.52s）、S3复合事件（成本+1,244元，响应2.49s），验证了框架对不同动态扰动的适应性。</w:t>
+        <w:t xml:space="preserve">（2）问题二（政策约束）：在问题一基础上叠加绿色配送区限行政策——8:00—16:00期间燃油车不得进入市中心半径10 km的绿色区，要求在政策完全可行前提下重新设计方案并分析政策代价。</w:t>
       </w:r>
       <w:r>
         <w:rPr>
@@ -348,62 +551,7 @@
           <w:szCs w:val="24"/>
           <w:rtl w:val="0"/>
         </w:rPr>
-        <w:t xml:space="preserve">本文通过分层构造降低搜索复杂度，通过螺旋序引入空间结构先验，通过软/硬两阶段政策平衡多样性与可行性，通过双层调度实现响应速度与解质量的解耦。实验表明各方法均达到接近结构性下界的解质量。</w:t>
-      </w:r>
-      <w:r>
-        <w:rPr>
-          <w:rtl w:val="0"/>
-        </w:rPr>
-      </w:r>
-    </w:p>
-    <w:p>
-      <w:pPr>
-        <w:spacing w:after="0" w:before="0" w:lineRule="auto"/>
-        <w:rPr/>
-      </w:pPr>
-      <w:r>
-        <w:rPr>
-          <w:rtl w:val="0"/>
-        </w:rPr>
-      </w:r>
-    </w:p>
-    <w:p>
-      <w:pPr>
-        <w:spacing w:after="80" w:before="80" w:lineRule="auto"/>
-        <w:rPr/>
-      </w:pPr>
-      <w:r>
-        <w:rPr>
-          <w:rFonts w:ascii="SimHei" w:cs="SimHei" w:eastAsia="SimHei" w:hAnsi="SimHei"/>
-          <w:b w:val="1"/>
-          <w:bCs w:val="1"/>
-          <w:sz w:val="24"/>
-          <w:szCs w:val="24"/>
-          <w:rtl w:val="0"/>
-        </w:rPr>
-        <w:t xml:space="preserve">关键词：</w:t>
-      </w:r>
-      <w:r>
-        <w:rPr>
-          <w:rFonts w:ascii="SimSun" w:cs="SimSun" w:eastAsia="SimSun" w:hAnsi="SimSun"/>
-          <w:sz w:val="24"/>
-          <w:szCs w:val="24"/>
-          <w:rtl w:val="0"/>
-        </w:rPr>
-        <w:t xml:space="preserve">车辆路径问题；自适应大邻域搜索；阿基米德螺旋构造；绿色物流；动态调度</w:t>
-      </w:r>
-      <w:r>
-        <w:rPr>
-          <w:rtl w:val="0"/>
-        </w:rPr>
-      </w:r>
-    </w:p>
-    <w:p>
-      <w:pPr>
-        <w:rPr/>
-      </w:pPr>
-      <w:r>
-        <w:br w:type="page"/>
+        <w:t xml:space="preserve">（3）问题三（动态调度）：在问题一最优静态解基础上，考虑配送过程中发生的四类动态事件（新增订单、取消订单、时间窗调整、地址变更），设计实时响应策略并通过三个典型场景验证有效性。</w:t>
       </w:r>
       <w:r>
         <w:rPr>
@@ -414,7 +562,7 @@
     <w:p>
       <w:pPr>
         <w:pStyle w:val="Heading1"/>
-        <w:spacing w:after="140" w:before="280" w:lineRule="auto"/>
+        <w:spacing w:after="180" w:before="360" w:lineRule="auto"/>
         <w:jc w:val="center"/>
         <w:rPr/>
       </w:pPr>
@@ -427,7 +575,30 @@
           <w:szCs w:val="32"/>
           <w:rtl w:val="0"/>
         </w:rPr>
-        <w:t xml:space="preserve">一、问题重述</w:t>
+        <w:t xml:space="preserve">二、问题分析</w:t>
+      </w:r>
+      <w:r>
+        <w:rPr>
+          <w:rtl w:val="0"/>
+        </w:rPr>
+      </w:r>
+    </w:p>
+    <w:p>
+      <w:pPr>
+        <w:pStyle w:val="Heading2"/>
+        <w:spacing w:after="120" w:before="240" w:lineRule="auto"/>
+        <w:rPr/>
+      </w:pPr>
+      <w:r>
+        <w:rPr>
+          <w:rFonts w:ascii="SimHei" w:cs="SimHei" w:eastAsia="SimHei" w:hAnsi="SimHei"/>
+          <w:b w:val="1"/>
+          <w:bCs w:val="1"/>
+          <w:sz w:val="28"/>
+          <w:szCs w:val="28"/>
+          <w:rtl w:val="0"/>
+        </w:rPr>
+        <w:t xml:space="preserve">2.1  数据特征分析</w:t>
       </w:r>
       <w:r>
         <w:rPr>
@@ -451,7 +622,7 @@
           <w:szCs w:val="24"/>
           <w:rtl w:val="0"/>
         </w:rPr>
-        <w:t xml:space="preserve">本题以某城市配送中心为研究对象，要求在满足客户时间窗、车辆容量、工作时长等约束的前提下，对98个潜在客户（含88个有效订单客户及10个备用客户）制定最优配送方案。车队由5种型号共185辆车组成，含燃油车与新能源车两类，总成本涵盖启动成本、能耗成本、碳排成本及时间窗惩罚四项。</w:t>
+        <w:t xml:space="preserve">通过对附件数据的预处理与统计分析，发现以下关键特征：</w:t>
       </w:r>
       <w:r>
         <w:rPr>
@@ -475,7 +646,7 @@
           <w:szCs w:val="24"/>
           <w:rtl w:val="0"/>
         </w:rPr>
-        <w:t xml:space="preserve">题目包含三个递进子问题：</w:t>
+        <w:t xml:space="preserve">客户需求分布极度不均匀。88个有效客户中，36个大客户（需求超过最大单车容量3,000 kg）必须拆单配送，理论上至少需要96辆车；18个中等客户（需求占最大车容量50%—100%）独占车辆效率最高；34个小客户存在合并空间。这一结构决定了车辆数理论下界约120辆，启动成本下界约48,000元。</w:t>
       </w:r>
       <w:r>
         <w:rPr>
@@ -499,7 +670,7 @@
           <w:szCs w:val="24"/>
           <w:rtl w:val="0"/>
         </w:rPr>
-        <w:t xml:space="preserve">（1）问题一（静态调度）：在速度时变（8段分段）、载重递减能耗、时间窗约束、允许拆单配送等条件下，为88个有效客户设计总成本最低的调度方案。</w:t>
+        <w:t xml:space="preserve">时间窗约束较紧，且分布与空间位置无显著相关性（Spearman相关系数约0.10，统计不显著）。客户时间窗起点主要集中在14:00—20:00，最晚延伸至20:58，结合7:30出发的设定，需将工作时长上限设为15小时以覆盖所有客户，部分客户必然产生较长等待，早到成本不可避免。</w:t>
       </w:r>
       <w:r>
         <w:rPr>
@@ -523,7 +694,7 @@
           <w:szCs w:val="24"/>
           <w:rtl w:val="0"/>
         </w:rPr>
-        <w:t xml:space="preserve">（2）问题二（政策约束）：在问题一基础上叠加绿色配送区限行政策——8:00—16:00期间燃油车不得进入市中心半径10 km的绿色区，要求在政策完全可行前提下重新设计方案并分析政策代价。</w:t>
+        <w:t xml:space="preserve">速度时变特征显著。早高峰（8:00—9:00）和午高峰（11:30—13:00）平均速度仅9.8 km/h，与顺畅时段55.3 km/h相差5倍以上，车辆出发时间的合理设计可有效规避高峰期能耗。</w:t>
       </w:r>
       <w:r>
         <w:rPr>
@@ -547,7 +718,54 @@
           <w:szCs w:val="24"/>
           <w:rtl w:val="0"/>
         </w:rPr>
-        <w:t xml:space="preserve">（3）问题三（动态调度）：在问题一最优静态解基础上，考虑配送过程中发生的四类动态事件（新增订单、取消订单、时间窗调整、地址变更），设计实时响应策略并通过三个典型场景验证有效性。</w:t>
+        <w:t xml:space="preserve">绿色区约12个有效客户位于市中心（0, 0）半径10 km圆形区域内，EV车队25辆（10辆3,000 kg型 + 15辆1,250 kg型）可完全覆盖。</w:t>
+      </w:r>
+      <w:r>
+        <w:rPr>
+          <w:rtl w:val="0"/>
+        </w:rPr>
+      </w:r>
+    </w:p>
+    <w:p>
+      <w:pPr>
+        <w:pStyle w:val="Heading2"/>
+        <w:spacing w:after="120" w:before="240" w:lineRule="auto"/>
+        <w:rPr/>
+      </w:pPr>
+      <w:r>
+        <w:rPr>
+          <w:rFonts w:ascii="SimHei" w:cs="SimHei" w:eastAsia="SimHei" w:hAnsi="SimHei"/>
+          <w:b w:val="1"/>
+          <w:bCs w:val="1"/>
+          <w:sz w:val="28"/>
+          <w:szCs w:val="28"/>
+          <w:rtl w:val="0"/>
+        </w:rPr>
+        <w:t xml:space="preserve">2.2  模型复杂性分析</w:t>
+      </w:r>
+      <w:r>
+        <w:rPr>
+          <w:rtl w:val="0"/>
+        </w:rPr>
+      </w:r>
+    </w:p>
+    <w:p>
+      <w:pPr>
+        <w:spacing w:after="80" w:before="80" w:line="360" w:lineRule="auto"/>
+        <w:ind w:firstLine="480"/>
+        <w:jc w:val="both"/>
+        <w:rPr/>
+      </w:pPr>
+      <w:r>
+        <w:rPr>
+          <w:rFonts w:ascii="SimSun" w:cs="SimSun" w:eastAsia="SimSun" w:hAnsi="SimSun"/>
+          <w:b w:val="0"/>
+          <w:bCs w:val="0"/>
+          <w:sz w:val="24"/>
+          <w:szCs w:val="24"/>
+          <w:rtl w:val="0"/>
+        </w:rPr>
+        <w:t xml:space="preserve">本题属于带时间窗的容量分批车辆路径问题（SDVRPTW），叠加速度时变、载重能耗非线性、多车型异构车队、绿色区政策约束等特征，属NP难问题的复杂扩展形式。精确算法对98个客户规模在竞赛时限内不可行，本文采用分层构造启发式 + ALNS元启发式的两阶段方法。问题三的动态性要求毫秒级响应能力，需将优化目标与响应速度解耦，自然引出双层调度框架设计。</w:t>
       </w:r>
       <w:r>
         <w:rPr>
@@ -558,7 +776,7 @@
     <w:p>
       <w:pPr>
         <w:pStyle w:val="Heading1"/>
-        <w:spacing w:after="140" w:before="280" w:lineRule="auto"/>
+        <w:spacing w:after="180" w:before="360" w:lineRule="auto"/>
         <w:jc w:val="center"/>
         <w:rPr/>
       </w:pPr>
@@ -571,7 +789,7 @@
           <w:szCs w:val="32"/>
           <w:rtl w:val="0"/>
         </w:rPr>
-        <w:t xml:space="preserve">二、问题分析</w:t>
+        <w:t xml:space="preserve">三、模型假设与符号说明</w:t>
       </w:r>
       <w:r>
         <w:rPr>
@@ -582,7 +800,7 @@
     <w:p>
       <w:pPr>
         <w:pStyle w:val="Heading2"/>
-        <w:spacing w:after="80" w:before="220" w:lineRule="auto"/>
+        <w:spacing w:after="120" w:before="240" w:lineRule="auto"/>
         <w:rPr/>
       </w:pPr>
       <w:r>
@@ -594,7 +812,7 @@
           <w:szCs w:val="28"/>
           <w:rtl w:val="0"/>
         </w:rPr>
-        <w:t xml:space="preserve">2.1  数据特征分析</w:t>
+        <w:t xml:space="preserve">3.1  基本假设</w:t>
       </w:r>
       <w:r>
         <w:rPr>
@@ -618,7 +836,7 @@
           <w:szCs w:val="24"/>
           <w:rtl w:val="0"/>
         </w:rPr>
-        <w:t xml:space="preserve">通过对附件数据的预处理与统计分析，发现以下关键特征：</w:t>
+        <w:t xml:space="preserve">（1）所有车辆于7:30从配送中心统一出发，工作时间上限为15小时（22:30前返回），以覆盖最晚时间窗（20:58）的服务需求。</w:t>
       </w:r>
       <w:r>
         <w:rPr>
@@ -642,7 +860,7 @@
           <w:szCs w:val="24"/>
           <w:rtl w:val="0"/>
         </w:rPr>
-        <w:t xml:space="preserve">客户需求分布极度不均匀。88个有效客户中，36个大客户（需求超过最大单车容量3,000 kg）必须拆单配送，理论上至少需要96辆车；18个中等客户（需求占最大车容量50%—100%）独占车辆效率最高；34个小客户存在合并空间。这一结构决定了车辆数理论下界约120辆，启动成本下界约48,000元。</w:t>
+        <w:t xml:space="preserve">（2）配送过程中速度仅受时间段影响，每段内以该段均值速度行驶；跨段行驶时分段累积计算时间与能耗，避免单段近似误差。</w:t>
       </w:r>
       <w:r>
         <w:rPr>
@@ -666,7 +884,7 @@
           <w:szCs w:val="24"/>
           <w:rtl w:val="0"/>
         </w:rPr>
-        <w:t xml:space="preserve">时间窗约束较紧，且分布与空间位置无显著相关性（Spearman相关系数约0.10，统计不显著）。客户时间窗起点主要集中在14:00—20:00，最晚延伸至20:58，结合7:30出发的设定，需将工作时长上限设为15小时以覆盖所有客户，部分客户必然产生较长等待，早到成本不可避免。</w:t>
+        <w:t xml:space="preserve">（3）载重对能耗的影响采用线性系数模型：载重比例为 ρ = q_当前/Q_max 时，实际单位能耗 = 基础能耗 × (1 + α·ρ)，其中 α 燃油车取0.40，新能源车取0.35。</w:t>
       </w:r>
       <w:r>
         <w:rPr>
@@ -690,7 +908,7 @@
           <w:szCs w:val="24"/>
           <w:rtl w:val="0"/>
         </w:rPr>
-        <w:t xml:space="preserve">速度时变特征显著。早高峰（8:00—9:00）和午高峰（11:30—13:00）平均速度仅9.8 km/h，与顺畅时段55.3 km/h相差5倍以上，车辆出发时间的合理设计可有效规避高峰期能耗。</w:t>
+        <w:t xml:space="preserve">（4）允许SDVRP拆单：单个客户需求可由多辆车分批配送，各车配送量之和等于客户总需求。</w:t>
       </w:r>
       <w:r>
         <w:rPr>
@@ -714,7 +932,55 @@
           <w:szCs w:val="24"/>
           <w:rtl w:val="0"/>
         </w:rPr>
-        <w:t xml:space="preserve">绿色区约12个有效客户位于市中心（0, 0）半径10 km圆形区域内，EV车队25辆（10辆3,000 kg型 + 15辆1,250 kg型）可完全覆盖。</w:t>
+        <w:t xml:space="preserve">（5）问题二中，燃油车服务区间与禁行时段[8:00, 16:00]存在重叠即判为政策违规；新能源车不受限行约束。</w:t>
+      </w:r>
+      <w:r>
+        <w:rPr>
+          <w:rtl w:val="0"/>
+        </w:rPr>
+      </w:r>
+    </w:p>
+    <w:p>
+      <w:pPr>
+        <w:spacing w:after="80" w:before="80" w:line="360" w:lineRule="auto"/>
+        <w:ind w:firstLine="480"/>
+        <w:jc w:val="both"/>
+        <w:rPr/>
+      </w:pPr>
+      <w:r>
+        <w:rPr>
+          <w:rFonts w:ascii="SimSun" w:cs="SimSun" w:eastAsia="SimSun" w:hAnsi="SimSun"/>
+          <w:b w:val="0"/>
+          <w:bCs w:val="0"/>
+          <w:sz w:val="24"/>
+          <w:szCs w:val="24"/>
+          <w:rtl w:val="0"/>
+        </w:rPr>
+        <w:t xml:space="preserve">（6）问题三中，动态事件发生时已完成服务的客户不受影响；快速层立即响应，优化层在秒级内异步完成后替换当前解。</w:t>
+      </w:r>
+      <w:r>
+        <w:rPr>
+          <w:rtl w:val="0"/>
+        </w:rPr>
+      </w:r>
+    </w:p>
+    <w:p>
+      <w:pPr>
+        <w:spacing w:after="80" w:before="80" w:line="360" w:lineRule="auto"/>
+        <w:ind w:firstLine="480"/>
+        <w:jc w:val="both"/>
+        <w:rPr/>
+      </w:pPr>
+      <w:r>
+        <w:rPr>
+          <w:rFonts w:ascii="SimSun" w:cs="SimSun" w:eastAsia="SimSun" w:hAnsi="SimSun"/>
+          <w:b w:val="0"/>
+          <w:bCs w:val="0"/>
+          <w:sz w:val="24"/>
+          <w:szCs w:val="24"/>
+          <w:rtl w:val="0"/>
+        </w:rPr>
+        <w:t xml:space="preserve">（7）配送中心位于坐标（20, 20），距离矩阵由附件提供（欧氏距离）。</w:t>
       </w:r>
       <w:r>
         <w:rPr>
@@ -725,7 +991,7 @@
     <w:p>
       <w:pPr>
         <w:pStyle w:val="Heading2"/>
-        <w:spacing w:after="80" w:before="220" w:lineRule="auto"/>
+        <w:spacing w:after="120" w:before="240" w:lineRule="auto"/>
         <w:rPr/>
       </w:pPr>
       <w:r>
@@ -737,297 +1003,36 @@
           <w:szCs w:val="28"/>
           <w:rtl w:val="0"/>
         </w:rPr>
-        <w:t xml:space="preserve">2.2  模型复杂性分析</w:t>
-      </w:r>
-      <w:r>
-        <w:rPr>
-          <w:rtl w:val="0"/>
-        </w:rPr>
-      </w:r>
-    </w:p>
-    <w:p>
-      <w:pPr>
-        <w:spacing w:after="80" w:before="80" w:line="360" w:lineRule="auto"/>
-        <w:ind w:firstLine="480"/>
-        <w:jc w:val="both"/>
+        <w:t xml:space="preserve">3.2  主要符号说明</w:t>
+      </w:r>
+      <w:r>
+        <w:rPr>
+          <w:rtl w:val="0"/>
+        </w:rPr>
+      </w:r>
+    </w:p>
+    <w:p>
+      <w:pPr>
+        <w:spacing w:after="0" w:before="0" w:lineRule="auto"/>
+        <w:rPr/>
+      </w:pPr>
+      <w:r>
+        <w:rPr>
+          <w:rtl w:val="0"/>
+        </w:rPr>
+      </w:r>
+    </w:p>
+    <w:p>
+      <w:pPr>
+        <w:spacing w:after="120" w:before="80" w:lineRule="auto"/>
+        <w:ind w:firstLine="0"/>
+        <w:jc w:val="center"/>
         <w:rPr/>
       </w:pPr>
       <w:r>
         <w:rPr>
           <w:rFonts w:ascii="SimSun" w:cs="SimSun" w:eastAsia="SimSun" w:hAnsi="SimSun"/>
-          <w:b w:val="0"/>
-          <w:bCs w:val="0"/>
-          <w:sz w:val="24"/>
-          <w:szCs w:val="24"/>
-          <w:rtl w:val="0"/>
-        </w:rPr>
-        <w:t xml:space="preserve">本题属于带时间窗的容量分批车辆路径问题（SDVRPTW），叠加速度时变、载重能耗非线性、多车型异构车队、绿色区政策约束等特征，属NP难问题的复杂扩展形式。精确算法对98个客户规模在竞赛时限内不可行，本文采用分层构造启发式 + ALNS元启发式的两阶段方法。问题三的动态性要求毫秒级响应能力，需将优化目标与响应速度解耦，自然引出双层调度框架设计。</w:t>
-      </w:r>
-      <w:r>
-        <w:rPr>
-          <w:rtl w:val="0"/>
-        </w:rPr>
-      </w:r>
-    </w:p>
-    <w:p>
-      <w:pPr>
-        <w:pStyle w:val="Heading1"/>
-        <w:spacing w:after="140" w:before="280" w:lineRule="auto"/>
-        <w:jc w:val="center"/>
-        <w:rPr/>
-      </w:pPr>
-      <w:r>
-        <w:rPr>
-          <w:rFonts w:ascii="SimHei" w:cs="SimHei" w:eastAsia="SimHei" w:hAnsi="SimHei"/>
-          <w:b w:val="1"/>
-          <w:bCs w:val="1"/>
-          <w:sz w:val="32"/>
-          <w:szCs w:val="32"/>
-          <w:rtl w:val="0"/>
-        </w:rPr>
-        <w:t xml:space="preserve">三、模型假设与符号说明</w:t>
-      </w:r>
-      <w:r>
-        <w:rPr>
-          <w:rtl w:val="0"/>
-        </w:rPr>
-      </w:r>
-    </w:p>
-    <w:p>
-      <w:pPr>
-        <w:pStyle w:val="Heading2"/>
-        <w:spacing w:after="80" w:before="220" w:lineRule="auto"/>
-        <w:rPr/>
-      </w:pPr>
-      <w:r>
-        <w:rPr>
-          <w:rFonts w:ascii="SimHei" w:cs="SimHei" w:eastAsia="SimHei" w:hAnsi="SimHei"/>
-          <w:b w:val="1"/>
-          <w:bCs w:val="1"/>
-          <w:sz w:val="28"/>
-          <w:szCs w:val="28"/>
-          <w:rtl w:val="0"/>
-        </w:rPr>
-        <w:t xml:space="preserve">3.1  基本假设</w:t>
-      </w:r>
-      <w:r>
-        <w:rPr>
-          <w:rtl w:val="0"/>
-        </w:rPr>
-      </w:r>
-    </w:p>
-    <w:p>
-      <w:pPr>
-        <w:spacing w:after="80" w:before="80" w:line="360" w:lineRule="auto"/>
-        <w:ind w:firstLine="480"/>
-        <w:jc w:val="both"/>
-        <w:rPr/>
-      </w:pPr>
-      <w:r>
-        <w:rPr>
-          <w:rFonts w:ascii="SimSun" w:cs="SimSun" w:eastAsia="SimSun" w:hAnsi="SimSun"/>
-          <w:b w:val="0"/>
-          <w:bCs w:val="0"/>
-          <w:sz w:val="24"/>
-          <w:szCs w:val="24"/>
-          <w:rtl w:val="0"/>
-        </w:rPr>
-        <w:t xml:space="preserve">（1）所有车辆于7:30从配送中心统一出发，工作时间上限为15小时（22:30前返回），以覆盖最晚时间窗（20:58）的服务需求。</w:t>
-      </w:r>
-      <w:r>
-        <w:rPr>
-          <w:rtl w:val="0"/>
-        </w:rPr>
-      </w:r>
-    </w:p>
-    <w:p>
-      <w:pPr>
-        <w:spacing w:after="80" w:before="80" w:line="360" w:lineRule="auto"/>
-        <w:ind w:firstLine="480"/>
-        <w:jc w:val="both"/>
-        <w:rPr/>
-      </w:pPr>
-      <w:r>
-        <w:rPr>
-          <w:rFonts w:ascii="SimSun" w:cs="SimSun" w:eastAsia="SimSun" w:hAnsi="SimSun"/>
-          <w:b w:val="0"/>
-          <w:bCs w:val="0"/>
-          <w:sz w:val="24"/>
-          <w:szCs w:val="24"/>
-          <w:rtl w:val="0"/>
-        </w:rPr>
-        <w:t xml:space="preserve">（2）配送过程中速度仅受时间段影响，每段内以该段均值速度行驶；跨段行驶时分段累积计算时间与能耗，避免单段近似误差。</w:t>
-      </w:r>
-      <w:r>
-        <w:rPr>
-          <w:rtl w:val="0"/>
-        </w:rPr>
-      </w:r>
-    </w:p>
-    <w:p>
-      <w:pPr>
-        <w:spacing w:after="80" w:before="80" w:line="360" w:lineRule="auto"/>
-        <w:ind w:firstLine="480"/>
-        <w:jc w:val="both"/>
-        <w:rPr/>
-      </w:pPr>
-      <w:r>
-        <w:rPr>
-          <w:rFonts w:ascii="SimSun" w:cs="SimSun" w:eastAsia="SimSun" w:hAnsi="SimSun"/>
-          <w:b w:val="0"/>
-          <w:bCs w:val="0"/>
-          <w:sz w:val="24"/>
-          <w:szCs w:val="24"/>
-          <w:rtl w:val="0"/>
-        </w:rPr>
-        <w:t xml:space="preserve">（3）载重对能耗的影响采用线性系数模型：载重比例为 ρ = q_当前/Q_max 时，实际单位能耗 = 基础能耗 × (1 + α·ρ)，其中 α 燃油车取0.40，新能源车取0.35。</w:t>
-      </w:r>
-      <w:r>
-        <w:rPr>
-          <w:rtl w:val="0"/>
-        </w:rPr>
-      </w:r>
-    </w:p>
-    <w:p>
-      <w:pPr>
-        <w:spacing w:after="80" w:before="80" w:line="360" w:lineRule="auto"/>
-        <w:ind w:firstLine="480"/>
-        <w:jc w:val="both"/>
-        <w:rPr/>
-      </w:pPr>
-      <w:r>
-        <w:rPr>
-          <w:rFonts w:ascii="SimSun" w:cs="SimSun" w:eastAsia="SimSun" w:hAnsi="SimSun"/>
-          <w:b w:val="0"/>
-          <w:bCs w:val="0"/>
-          <w:sz w:val="24"/>
-          <w:szCs w:val="24"/>
-          <w:rtl w:val="0"/>
-        </w:rPr>
-        <w:t xml:space="preserve">（4）允许SDVRP拆单：单个客户需求可由多辆车分批配送，各车配送量之和等于客户总需求。</w:t>
-      </w:r>
-      <w:r>
-        <w:rPr>
-          <w:rtl w:val="0"/>
-        </w:rPr>
-      </w:r>
-    </w:p>
-    <w:p>
-      <w:pPr>
-        <w:spacing w:after="80" w:before="80" w:line="360" w:lineRule="auto"/>
-        <w:ind w:firstLine="480"/>
-        <w:jc w:val="both"/>
-        <w:rPr/>
-      </w:pPr>
-      <w:r>
-        <w:rPr>
-          <w:rFonts w:ascii="SimSun" w:cs="SimSun" w:eastAsia="SimSun" w:hAnsi="SimSun"/>
-          <w:b w:val="0"/>
-          <w:bCs w:val="0"/>
-          <w:sz w:val="24"/>
-          <w:szCs w:val="24"/>
-          <w:rtl w:val="0"/>
-        </w:rPr>
-        <w:t xml:space="preserve">（5）问题二中，燃油车服务区间与禁行时段[8:00, 16:00]存在重叠即判为政策违规；新能源车不受限行约束。</w:t>
-      </w:r>
-      <w:r>
-        <w:rPr>
-          <w:rtl w:val="0"/>
-        </w:rPr>
-      </w:r>
-    </w:p>
-    <w:p>
-      <w:pPr>
-        <w:spacing w:after="80" w:before="80" w:line="360" w:lineRule="auto"/>
-        <w:ind w:firstLine="480"/>
-        <w:jc w:val="both"/>
-        <w:rPr/>
-      </w:pPr>
-      <w:r>
-        <w:rPr>
-          <w:rFonts w:ascii="SimSun" w:cs="SimSun" w:eastAsia="SimSun" w:hAnsi="SimSun"/>
-          <w:b w:val="0"/>
-          <w:bCs w:val="0"/>
-          <w:sz w:val="24"/>
-          <w:szCs w:val="24"/>
-          <w:rtl w:val="0"/>
-        </w:rPr>
-        <w:t xml:space="preserve">（6）问题三中，动态事件发生时已完成服务的客户不受影响；快速层立即响应，优化层在秒级内异步完成后替换当前解。</w:t>
-      </w:r>
-      <w:r>
-        <w:rPr>
-          <w:rtl w:val="0"/>
-        </w:rPr>
-      </w:r>
-    </w:p>
-    <w:p>
-      <w:pPr>
-        <w:spacing w:after="80" w:before="80" w:line="360" w:lineRule="auto"/>
-        <w:ind w:firstLine="480"/>
-        <w:jc w:val="both"/>
-        <w:rPr/>
-      </w:pPr>
-      <w:r>
-        <w:rPr>
-          <w:rFonts w:ascii="SimSun" w:cs="SimSun" w:eastAsia="SimSun" w:hAnsi="SimSun"/>
-          <w:b w:val="0"/>
-          <w:bCs w:val="0"/>
-          <w:sz w:val="24"/>
-          <w:szCs w:val="24"/>
-          <w:rtl w:val="0"/>
-        </w:rPr>
-        <w:t xml:space="preserve">（7）配送中心位于坐标（20, 20），距离矩阵由附件提供（欧氏距离）。</w:t>
-      </w:r>
-      <w:r>
-        <w:rPr>
-          <w:rtl w:val="0"/>
-        </w:rPr>
-      </w:r>
-    </w:p>
-    <w:p>
-      <w:pPr>
-        <w:pStyle w:val="Heading2"/>
-        <w:spacing w:after="80" w:before="220" w:lineRule="auto"/>
-        <w:rPr/>
-      </w:pPr>
-      <w:r>
-        <w:rPr>
-          <w:rFonts w:ascii="SimHei" w:cs="SimHei" w:eastAsia="SimHei" w:hAnsi="SimHei"/>
-          <w:b w:val="1"/>
-          <w:bCs w:val="1"/>
-          <w:sz w:val="28"/>
-          <w:szCs w:val="28"/>
-          <w:rtl w:val="0"/>
-        </w:rPr>
-        <w:t xml:space="preserve">3.2  主要符号说明</w:t>
-      </w:r>
-      <w:r>
-        <w:rPr>
-          <w:rtl w:val="0"/>
-        </w:rPr>
-      </w:r>
-    </w:p>
-    <w:p>
-      <w:pPr>
-        <w:spacing w:after="0" w:before="0" w:lineRule="auto"/>
-        <w:rPr/>
-      </w:pPr>
-      <w:r>
-        <w:rPr>
-          <w:rtl w:val="0"/>
-        </w:rPr>
-      </w:r>
-    </w:p>
-    <w:p>
-      <w:pPr>
-        <w:spacing w:after="40" w:before="60" w:lineRule="auto"/>
-        <w:jc w:val="center"/>
-        <w:rPr/>
-      </w:pPr>
-      <w:r>
-        <w:rPr>
-          <w:rFonts w:ascii="SimSun" w:cs="SimSun" w:eastAsia="SimSun" w:hAnsi="SimSun"/>
-          <w:b w:val="1"/>
+          <w:b/>
           <w:bCs w:val="1"/>
           <w:sz w:val="22"/>
           <w:szCs w:val="22"/>
@@ -1037,6 +1042,7 @@
       </w:r>
       <w:r>
         <w:rPr>
+          <w:b/>
           <w:rtl w:val="0"/>
         </w:rPr>
       </w:r>
@@ -2965,7 +2971,7 @@
     <w:p>
       <w:pPr>
         <w:pStyle w:val="Heading1"/>
-        <w:spacing w:after="140" w:before="280" w:lineRule="auto"/>
+        <w:spacing w:after="180" w:before="360" w:lineRule="auto"/>
         <w:jc w:val="center"/>
         <w:rPr/>
       </w:pPr>
@@ -2989,7 +2995,7 @@
     <w:p>
       <w:pPr>
         <w:pStyle w:val="Heading2"/>
-        <w:spacing w:after="80" w:before="220" w:lineRule="auto"/>
+        <w:spacing w:after="120" w:before="240" w:lineRule="auto"/>
         <w:rPr/>
       </w:pPr>
       <w:r>
@@ -3012,7 +3018,7 @@
     <w:p>
       <w:pPr>
         <w:pStyle w:val="Heading3"/>
-        <w:spacing w:after="60" w:before="160" w:lineRule="auto"/>
+        <w:spacing w:after="80" w:before="180" w:lineRule="auto"/>
         <w:rPr/>
       </w:pPr>
       <w:r>
@@ -3058,13 +3064,14 @@
     </w:p>
     <w:p>
       <w:pPr>
-        <w:spacing w:after="100" w:before="100" w:lineRule="auto"/>
+        <w:spacing w:after="60" w:before="60" w:lineRule="auto"/>
+        <w:ind w:left="640" w:firstLine="0"/>
         <w:jc w:val="center"/>
         <w:rPr/>
       </w:pPr>
       <w:r>
         <w:rPr>
-          <w:rFonts w:ascii="Times New Roman" w:cs="Times New Roman" w:eastAsia="Times New Roman" w:hAnsi="Times New Roman"/>
+          <w:rFonts w:ascii="Courier New" w:cs="Times New Roman" w:eastAsia="Times New Roman" w:hAnsi="Courier New"/>
           <w:i w:val="1"/>
           <w:iCs w:val="1"/>
           <w:sz w:val="24"/>
@@ -3075,6 +3082,8 @@
       </w:r>
       <w:r>
         <w:rPr>
+          <w:rFonts w:ascii="Courier New" w:hAnsi="Courier New"/>
+          <w:sz w:val="20"/>
           <w:rtl w:val="0"/>
         </w:rPr>
       </w:r>
@@ -3105,13 +3114,14 @@
     </w:p>
     <w:p>
       <w:pPr>
-        <w:spacing w:after="100" w:before="100" w:lineRule="auto"/>
+        <w:spacing w:after="60" w:before="60" w:lineRule="auto"/>
+        <w:ind w:left="640" w:firstLine="0"/>
         <w:jc w:val="center"/>
         <w:rPr/>
       </w:pPr>
       <w:r>
         <w:rPr>
-          <w:rFonts w:ascii="Times New Roman" w:cs="Times New Roman" w:eastAsia="Times New Roman" w:hAnsi="Times New Roman"/>
+          <w:rFonts w:ascii="Courier New" w:cs="Times New Roman" w:eastAsia="Times New Roman" w:hAnsi="Courier New"/>
           <w:i w:val="1"/>
           <w:iCs w:val="1"/>
           <w:sz w:val="24"/>
@@ -3122,19 +3132,22 @@
       </w:r>
       <w:r>
         <w:rPr>
-          <w:rtl w:val="0"/>
-        </w:rPr>
-      </w:r>
-    </w:p>
-    <w:p>
-      <w:pPr>
-        <w:spacing w:after="100" w:before="100" w:lineRule="auto"/>
+          <w:rFonts w:ascii="Courier New" w:hAnsi="Courier New"/>
+          <w:sz w:val="20"/>
+          <w:rtl w:val="0"/>
+        </w:rPr>
+      </w:r>
+    </w:p>
+    <w:p>
+      <w:pPr>
+        <w:spacing w:after="60" w:before="60" w:lineRule="auto"/>
+        <w:ind w:left="640" w:firstLine="0"/>
         <w:jc w:val="center"/>
         <w:rPr/>
       </w:pPr>
       <w:r>
         <w:rPr>
-          <w:rFonts w:ascii="Gungsuh" w:cs="Gungsuh" w:eastAsia="Gungsuh" w:hAnsi="Gungsuh"/>
+          <w:rFonts w:ascii="Courier New" w:cs="Gungsuh" w:eastAsia="Gungsuh" w:hAnsi="Courier New"/>
           <w:i w:val="1"/>
           <w:iCs w:val="1"/>
           <w:sz w:val="24"/>
@@ -3145,19 +3158,22 @@
       </w:r>
       <w:r>
         <w:rPr>
-          <w:rtl w:val="0"/>
-        </w:rPr>
-      </w:r>
-    </w:p>
-    <w:p>
-      <w:pPr>
-        <w:spacing w:after="100" w:before="100" w:lineRule="auto"/>
+          <w:rFonts w:ascii="Courier New" w:hAnsi="Courier New"/>
+          <w:sz w:val="20"/>
+          <w:rtl w:val="0"/>
+        </w:rPr>
+      </w:r>
+    </w:p>
+    <w:p>
+      <w:pPr>
+        <w:spacing w:after="60" w:before="60" w:lineRule="auto"/>
+        <w:ind w:left="640" w:firstLine="0"/>
         <w:jc w:val="center"/>
         <w:rPr/>
       </w:pPr>
       <w:r>
         <w:rPr>
-          <w:rFonts w:ascii="Cardo" w:cs="Cardo" w:eastAsia="Cardo" w:hAnsi="Cardo"/>
+          <w:rFonts w:ascii="Courier New" w:cs="Cardo" w:eastAsia="Cardo" w:hAnsi="Courier New"/>
           <w:i w:val="1"/>
           <w:iCs w:val="1"/>
           <w:sz w:val="24"/>
@@ -3168,19 +3184,31 @@
       </w:r>
       <w:r>
         <w:rPr>
-          <w:rtl w:val="0"/>
-        </w:rPr>
-      </w:r>
-    </w:p>
-    <w:p>
-      <w:pPr>
-        <w:spacing w:after="100" w:before="100" w:lineRule="auto"/>
+          <w:rFonts w:ascii="Courier New" w:hAnsi="Courier New"/>
+          <w:sz w:val="20"/>
+          <w:rtl w:val="0"/>
+        </w:rPr>
+      </w:r>
+    </w:p>
+    <w:p>
+      <w:pPr>
+        <w:spacing w:before="60" w:after="60"/>
+        <w:ind w:firstLine="480"/>
+      </w:pPr>
+      <w:r>
+        <w:t xml:space="preserve">其中碳排放系数 η_CO₂ 依据国家排放标准取值：燃油车 η_CO₂ = 2.547 kg CO₂/L，新能源车 η_CO₂ = 0.501 kg CO₂/kWh。</w:t>
+      </w:r>
+    </w:p>
+    <w:p>
+      <w:pPr>
+        <w:spacing w:after="60" w:before="60" w:lineRule="auto"/>
+        <w:ind w:left="640" w:firstLine="0"/>
         <w:jc w:val="center"/>
         <w:rPr/>
       </w:pPr>
       <w:r>
         <w:rPr>
-          <w:rFonts w:ascii="Cardo" w:cs="Cardo" w:eastAsia="Cardo" w:hAnsi="Cardo"/>
+          <w:rFonts w:ascii="Courier New" w:cs="Cardo" w:eastAsia="Cardo" w:hAnsi="Courier New"/>
           <w:i w:val="1"/>
           <w:iCs w:val="1"/>
           <w:sz w:val="24"/>
@@ -3191,19 +3219,22 @@
       </w:r>
       <w:r>
         <w:rPr>
-          <w:rtl w:val="0"/>
-        </w:rPr>
-      </w:r>
-    </w:p>
-    <w:p>
-      <w:pPr>
-        <w:spacing w:after="100" w:before="100" w:lineRule="auto"/>
+          <w:rFonts w:ascii="Courier New" w:hAnsi="Courier New"/>
+          <w:sz w:val="20"/>
+          <w:rtl w:val="0"/>
+        </w:rPr>
+      </w:r>
+    </w:p>
+    <w:p>
+      <w:pPr>
+        <w:spacing w:after="60" w:before="60" w:lineRule="auto"/>
+        <w:ind w:left="640" w:firstLine="0"/>
         <w:jc w:val="center"/>
         <w:rPr/>
       </w:pPr>
       <w:r>
         <w:rPr>
-          <w:rFonts w:ascii="Cardo" w:cs="Cardo" w:eastAsia="Cardo" w:hAnsi="Cardo"/>
+          <w:rFonts w:ascii="Courier New" w:cs="Cardo" w:eastAsia="Cardo" w:hAnsi="Courier New"/>
           <w:i w:val="1"/>
           <w:iCs w:val="1"/>
           <w:sz w:val="24"/>
@@ -3214,6 +3245,8 @@
       </w:r>
       <w:r>
         <w:rPr>
+          <w:rFonts w:ascii="Courier New" w:hAnsi="Courier New"/>
+          <w:sz w:val="20"/>
           <w:rtl w:val="0"/>
         </w:rPr>
       </w:r>
@@ -3221,7 +3254,7 @@
     <w:p>
       <w:pPr>
         <w:pStyle w:val="Heading3"/>
-        <w:spacing w:after="60" w:before="160" w:lineRule="auto"/>
+        <w:spacing w:after="80" w:before="180" w:lineRule="auto"/>
         <w:rPr/>
       </w:pPr>
       <w:r>
@@ -3267,13 +3300,14 @@
     </w:p>
     <w:p>
       <w:pPr>
-        <w:spacing w:after="100" w:before="100" w:lineRule="auto"/>
+        <w:spacing w:after="60" w:before="60" w:lineRule="auto"/>
+        <w:ind w:left="640" w:firstLine="0"/>
         <w:jc w:val="center"/>
         <w:rPr/>
       </w:pPr>
       <w:r>
         <w:rPr>
-          <w:rFonts w:ascii="Gungsuh" w:cs="Gungsuh" w:eastAsia="Gungsuh" w:hAnsi="Gungsuh"/>
+          <w:rFonts w:ascii="Courier New" w:cs="Gungsuh" w:eastAsia="Gungsuh" w:hAnsi="Courier New"/>
           <w:i w:val="1"/>
           <w:iCs w:val="1"/>
           <w:sz w:val="24"/>
@@ -3284,19 +3318,22 @@
       </w:r>
       <w:r>
         <w:rPr>
-          <w:rtl w:val="0"/>
-        </w:rPr>
-      </w:r>
-    </w:p>
-    <w:p>
-      <w:pPr>
-        <w:spacing w:after="100" w:before="100" w:lineRule="auto"/>
+          <w:rFonts w:ascii="Courier New" w:hAnsi="Courier New"/>
+          <w:sz w:val="20"/>
+          <w:rtl w:val="0"/>
+        </w:rPr>
+      </w:r>
+    </w:p>
+    <w:p>
+      <w:pPr>
+        <w:spacing w:after="60" w:before="60" w:lineRule="auto"/>
+        <w:ind w:left="640" w:firstLine="0"/>
         <w:jc w:val="center"/>
         <w:rPr/>
       </w:pPr>
       <w:r>
         <w:rPr>
-          <w:rFonts w:ascii="Gungsuh" w:cs="Gungsuh" w:eastAsia="Gungsuh" w:hAnsi="Gungsuh"/>
+          <w:rFonts w:ascii="Courier New" w:cs="Gungsuh" w:eastAsia="Gungsuh" w:hAnsi="Courier New"/>
           <w:i w:val="1"/>
           <w:iCs w:val="1"/>
           <w:sz w:val="24"/>
@@ -3307,6 +3344,8 @@
       </w:r>
       <w:r>
         <w:rPr>
+          <w:rFonts w:ascii="Courier New" w:hAnsi="Courier New"/>
+          <w:sz w:val="20"/>
           <w:rtl w:val="0"/>
         </w:rPr>
       </w:r>
@@ -3337,13 +3376,14 @@
     </w:p>
     <w:p>
       <w:pPr>
-        <w:spacing w:after="100" w:before="100" w:lineRule="auto"/>
+        <w:spacing w:after="60" w:before="60" w:lineRule="auto"/>
+        <w:ind w:left="640" w:firstLine="0"/>
         <w:jc w:val="center"/>
         <w:rPr/>
       </w:pPr>
       <w:r>
         <w:rPr>
-          <w:rFonts w:ascii="Gungsuh" w:cs="Gungsuh" w:eastAsia="Gungsuh" w:hAnsi="Gungsuh"/>
+          <w:rFonts w:ascii="Courier New" w:cs="Gungsuh" w:eastAsia="Gungsuh" w:hAnsi="Courier New"/>
           <w:i w:val="1"/>
           <w:iCs w:val="1"/>
           <w:sz w:val="24"/>
@@ -3354,19 +3394,22 @@
       </w:r>
       <w:r>
         <w:rPr>
-          <w:rtl w:val="0"/>
-        </w:rPr>
-      </w:r>
-    </w:p>
-    <w:p>
-      <w:pPr>
-        <w:spacing w:after="100" w:before="100" w:lineRule="auto"/>
+          <w:rFonts w:ascii="Courier New" w:hAnsi="Courier New"/>
+          <w:sz w:val="20"/>
+          <w:rtl w:val="0"/>
+        </w:rPr>
+      </w:r>
+    </w:p>
+    <w:p>
+      <w:pPr>
+        <w:spacing w:after="60" w:before="60" w:lineRule="auto"/>
+        <w:ind w:left="640" w:firstLine="0"/>
         <w:jc w:val="center"/>
         <w:rPr/>
       </w:pPr>
       <w:r>
         <w:rPr>
-          <w:rFonts w:ascii="Gungsuh" w:cs="Gungsuh" w:eastAsia="Gungsuh" w:hAnsi="Gungsuh"/>
+          <w:rFonts w:ascii="Courier New" w:cs="Gungsuh" w:eastAsia="Gungsuh" w:hAnsi="Courier New"/>
           <w:i w:val="1"/>
           <w:iCs w:val="1"/>
           <w:sz w:val="24"/>
@@ -3377,6 +3420,8 @@
       </w:r>
       <w:r>
         <w:rPr>
+          <w:rFonts w:ascii="Courier New" w:hAnsi="Courier New"/>
+          <w:sz w:val="20"/>
           <w:rtl w:val="0"/>
         </w:rPr>
       </w:r>
@@ -3408,7 +3453,7 @@
     <w:p>
       <w:pPr>
         <w:pStyle w:val="Heading3"/>
-        <w:spacing w:after="60" w:before="160" w:lineRule="auto"/>
+        <w:spacing w:after="80" w:before="180" w:lineRule="auto"/>
         <w:rPr/>
       </w:pPr>
       <w:r>
@@ -3527,7 +3572,7 @@
     <w:p>
       <w:pPr>
         <w:pStyle w:val="Heading2"/>
-        <w:spacing w:after="80" w:before="220" w:lineRule="auto"/>
+        <w:spacing w:after="120" w:before="240" w:lineRule="auto"/>
         <w:rPr/>
       </w:pPr>
       <w:r>
@@ -3550,7 +3595,7 @@
     <w:p>
       <w:pPr>
         <w:pStyle w:val="Heading3"/>
-        <w:spacing w:after="60" w:before="160" w:lineRule="auto"/>
+        <w:spacing w:after="80" w:before="180" w:lineRule="auto"/>
         <w:rPr/>
       </w:pPr>
       <w:r>
@@ -3668,13 +3713,14 @@
     </w:p>
     <w:p>
       <w:pPr>
-        <w:spacing w:after="100" w:before="100" w:lineRule="auto"/>
+        <w:spacing w:after="60" w:before="60" w:lineRule="auto"/>
+        <w:ind w:left="640" w:firstLine="0"/>
         <w:jc w:val="center"/>
         <w:rPr/>
       </w:pPr>
       <w:r>
         <w:rPr>
-          <w:rFonts w:ascii="Cardo" w:cs="Cardo" w:eastAsia="Cardo" w:hAnsi="Cardo"/>
+          <w:rFonts w:ascii="Courier New" w:cs="Cardo" w:eastAsia="Cardo" w:hAnsi="Courier New"/>
           <w:i w:val="1"/>
           <w:iCs w:val="1"/>
           <w:sz w:val="24"/>
@@ -3685,6 +3731,8 @@
       </w:r>
       <w:r>
         <w:rPr>
+          <w:rFonts w:ascii="Courier New" w:hAnsi="Courier New"/>
+          <w:sz w:val="20"/>
           <w:rtl w:val="0"/>
         </w:rPr>
       </w:r>
@@ -3711,6 +3759,15 @@
         <w:rPr>
           <w:rtl w:val="0"/>
         </w:rPr>
+      </w:r>
+    </w:p>
+    <w:p>
+      <w:pPr>
+        <w:spacing w:before="60" w:after="60"/>
+        <w:ind w:firstLine="480"/>
+      </w:pPr>
+      <w:r>
+        <w:t xml:space="preserve">具体参数：螺旋设为4圈（num_turns = 4），圈距 b = max((r_max − r_min)/4, 1.0) km，由客户极径分布自动标定（r_max、r_min 分别为最远与最近客户到配送中心的距离）。合并阶段采用前瞻窗口 look_ahead = 5，在候选客户中选取插入成本增量最小者；路径剩余载重低于额定容量15%时自动触发SDVRP拆分，保证可行性。</w:t>
       </w:r>
     </w:p>
     <w:p>
@@ -3811,14 +3868,15 @@
     </w:p>
     <w:p>
       <w:pPr>
-        <w:spacing w:after="40" w:before="60" w:lineRule="auto"/>
+        <w:spacing w:after="120" w:before="80" w:lineRule="auto"/>
+        <w:ind w:firstLine="0"/>
         <w:jc w:val="center"/>
         <w:rPr/>
       </w:pPr>
       <w:r>
         <w:rPr>
           <w:rFonts w:ascii="SimSun" w:cs="SimSun" w:eastAsia="SimSun" w:hAnsi="SimSun"/>
-          <w:b w:val="1"/>
+          <w:b/>
           <w:bCs w:val="1"/>
           <w:sz w:val="22"/>
           <w:szCs w:val="22"/>
@@ -3828,6 +3886,7 @@
       </w:r>
       <w:r>
         <w:rPr>
+          <w:b/>
           <w:rtl w:val="0"/>
         </w:rPr>
       </w:r>
@@ -3846,7 +3905,7 @@
     <w:p>
       <w:pPr>
         <w:pStyle w:val="Heading3"/>
-        <w:spacing w:after="60" w:before="160" w:lineRule="auto"/>
+        <w:spacing w:after="80" w:before="180" w:lineRule="auto"/>
         <w:rPr/>
       </w:pPr>
       <w:r>
@@ -3903,14 +3962,15 @@
     </w:p>
     <w:p>
       <w:pPr>
-        <w:spacing w:after="40" w:before="60" w:lineRule="auto"/>
+        <w:spacing w:after="120" w:before="80" w:lineRule="auto"/>
+        <w:ind w:firstLine="0"/>
         <w:jc w:val="center"/>
         <w:rPr/>
       </w:pPr>
       <w:r>
         <w:rPr>
           <w:rFonts w:ascii="SimSun" w:cs="SimSun" w:eastAsia="SimSun" w:hAnsi="SimSun"/>
-          <w:b w:val="1"/>
+          <w:b/>
           <w:bCs w:val="1"/>
           <w:sz w:val="22"/>
           <w:szCs w:val="22"/>
@@ -3920,6 +3980,7 @@
       </w:r>
       <w:r>
         <w:rPr>
+          <w:b/>
           <w:rtl w:val="0"/>
         </w:rPr>
       </w:r>
@@ -4818,6 +4879,15 @@
     </w:p>
     <w:p>
       <w:pPr>
+        <w:spacing w:before="60" w:after="60"/>
+        <w:ind w:firstLine="480"/>
+      </w:pPr>
+      <w:r>
+        <w:t xml:space="preserve">算子权重按反应因子 λ = 0.3 更新：w_i ← (1 − λ) × w_i + λ × π_i，其中 π_i 为该算子本轮（100次迭代）得分均值；初始权重均为1.0。随迭代推进，效果好的算子权重自动升高，算法实现自适应算子选择。</w:t>
+      </w:r>
+    </w:p>
+    <w:p>
+      <w:pPr>
         <w:spacing w:after="80" w:before="80" w:line="360" w:lineRule="auto"/>
         <w:ind w:firstLine="480"/>
         <w:jc w:val="both"/>
@@ -4842,15 +4912,15 @@
     </w:p>
     <w:p>
       <w:pPr>
-        <w:spacing w:after="80" w:before="80" w:line="360" w:lineRule="auto"/>
-        <w:ind w:firstLine="480"/>
-        <w:jc w:val="both"/>
+        <w:spacing w:after="120" w:before="80" w:line="360" w:lineRule="auto"/>
+        <w:ind w:firstLine="0"/>
+        <w:jc w:val="center"/>
         <w:rPr/>
       </w:pPr>
       <w:r>
         <w:rPr>
           <w:rFonts w:ascii="SimSun" w:cs="SimSun" w:eastAsia="SimSun" w:hAnsi="SimSun"/>
-          <w:b w:val="0"/>
+          <w:b/>
           <w:bCs w:val="0"/>
           <w:sz w:val="24"/>
           <w:szCs w:val="24"/>
@@ -4860,6 +4930,7 @@
       </w:r>
       <w:r>
         <w:rPr>
+          <w:b/>
           <w:rtl w:val="0"/>
         </w:rPr>
       </w:r>
@@ -4937,14 +5008,15 @@
     </w:p>
     <w:p>
       <w:pPr>
-        <w:spacing w:after="40" w:before="60" w:lineRule="auto"/>
+        <w:spacing w:after="120" w:before="80" w:lineRule="auto"/>
+        <w:ind w:firstLine="0"/>
         <w:jc w:val="center"/>
         <w:rPr/>
       </w:pPr>
       <w:r>
         <w:rPr>
           <w:rFonts w:ascii="SimSun" w:cs="SimSun" w:eastAsia="SimSun" w:hAnsi="SimSun"/>
-          <w:b w:val="1"/>
+          <w:b/>
           <w:bCs w:val="1"/>
           <w:sz w:val="22"/>
           <w:szCs w:val="22"/>
@@ -4954,6 +5026,7 @@
       </w:r>
       <w:r>
         <w:rPr>
+          <w:b/>
           <w:rtl w:val="0"/>
         </w:rPr>
       </w:r>
@@ -4972,7 +5045,7 @@
     <w:p>
       <w:pPr>
         <w:pStyle w:val="Heading2"/>
-        <w:spacing w:after="80" w:before="220" w:lineRule="auto"/>
+        <w:spacing w:after="120" w:before="240" w:lineRule="auto"/>
         <w:rPr/>
       </w:pPr>
       <w:r>
@@ -5076,14 +5149,15 @@
     </w:p>
     <w:p>
       <w:pPr>
-        <w:spacing w:after="40" w:before="60" w:lineRule="auto"/>
+        <w:spacing w:after="120" w:before="80" w:lineRule="auto"/>
+        <w:ind w:firstLine="0"/>
         <w:jc w:val="center"/>
         <w:rPr/>
       </w:pPr>
       <w:r>
         <w:rPr>
           <w:rFonts w:ascii="SimSun" w:cs="SimSun" w:eastAsia="SimSun" w:hAnsi="SimSun"/>
-          <w:b w:val="1"/>
+          <w:b/>
           <w:bCs w:val="1"/>
           <w:sz w:val="22"/>
           <w:szCs w:val="22"/>
@@ -5093,6 +5167,7 @@
       </w:r>
       <w:r>
         <w:rPr>
+          <w:b/>
           <w:rtl w:val="0"/>
         </w:rPr>
       </w:r>
@@ -5110,14 +5185,15 @@
     </w:p>
     <w:p>
       <w:pPr>
-        <w:spacing w:after="40" w:before="60" w:lineRule="auto"/>
+        <w:spacing w:after="120" w:before="80" w:lineRule="auto"/>
+        <w:ind w:firstLine="0"/>
         <w:jc w:val="center"/>
         <w:rPr/>
       </w:pPr>
       <w:r>
         <w:rPr>
           <w:rFonts w:ascii="SimSun" w:cs="SimSun" w:eastAsia="SimSun" w:hAnsi="SimSun"/>
-          <w:b w:val="1"/>
+          <w:b/>
           <w:bCs w:val="1"/>
           <w:sz w:val="22"/>
           <w:szCs w:val="22"/>
@@ -5127,6 +5203,7 @@
       </w:r>
       <w:r>
         <w:rPr>
+          <w:b/>
           <w:rtl w:val="0"/>
         </w:rPr>
       </w:r>
@@ -6001,14 +6078,15 @@
     </w:p>
     <w:p>
       <w:pPr>
-        <w:spacing w:after="40" w:before="60" w:lineRule="auto"/>
+        <w:spacing w:after="120" w:before="80" w:lineRule="auto"/>
+        <w:ind w:firstLine="0"/>
         <w:jc w:val="center"/>
         <w:rPr/>
       </w:pPr>
       <w:r>
         <w:rPr>
           <w:rFonts w:ascii="SimSun" w:cs="SimSun" w:eastAsia="SimSun" w:hAnsi="SimSun"/>
-          <w:b w:val="1"/>
+          <w:b/>
           <w:bCs w:val="1"/>
           <w:sz w:val="22"/>
           <w:szCs w:val="22"/>
@@ -6018,6 +6096,7 @@
       </w:r>
       <w:r>
         <w:rPr>
+          <w:b/>
           <w:rtl w:val="0"/>
         </w:rPr>
       </w:r>
@@ -7444,8 +7523,17 @@
     </w:p>
     <w:p>
       <w:pPr>
+        <w:spacing w:before="60" w:after="60"/>
+        <w:ind w:firstLine="480"/>
+      </w:pPr>
+      <w:r>
+        <w:t xml:space="preserve">为进一步验证此结论，补充从车辆使用角度的下界推导：36个大客户拆单后至少需要96条路径，18个中客户各占1条共18条，合计大中客户路径理论下界为 96 + 18 = 114 条，对应最低启动成本 114 × 400 = 45,600 元。本文实际131条路径中仅额外产生17条小客户合并路径，已接近结构下界。代码中专为此设计的激进合并（aggressive_merge）与搭便车（piggyback）两类后处理策略经反复迭代均无法进一步减少路径数：大客户路径平均剩余载重仅约118 kg，合并绕路成本高于启动成本节省，从代码实验层面证实131条路径已达实际最优。</w:t>
+      </w:r>
+    </w:p>
+    <w:p>
+      <w:pPr>
         <w:pStyle w:val="Heading1"/>
-        <w:spacing w:after="140" w:before="280" w:lineRule="auto"/>
+        <w:spacing w:after="180" w:before="360" w:lineRule="auto"/>
         <w:jc w:val="center"/>
         <w:rPr/>
       </w:pPr>
@@ -7469,7 +7557,7 @@
     <w:p>
       <w:pPr>
         <w:pStyle w:val="Heading2"/>
-        <w:spacing w:after="80" w:before="220" w:lineRule="auto"/>
+        <w:spacing w:after="120" w:before="240" w:lineRule="auto"/>
         <w:rPr/>
       </w:pPr>
       <w:r>
@@ -7515,13 +7603,14 @@
     </w:p>
     <w:p>
       <w:pPr>
-        <w:spacing w:after="100" w:before="100" w:lineRule="auto"/>
+        <w:spacing w:after="60" w:before="60" w:lineRule="auto"/>
+        <w:ind w:left="640" w:firstLine="0"/>
         <w:jc w:val="center"/>
         <w:rPr/>
       </w:pPr>
       <w:r>
         <w:rPr>
-          <w:rFonts w:ascii="Times New Roman" w:cs="Times New Roman" w:eastAsia="Times New Roman" w:hAnsi="Times New Roman"/>
+          <w:rFonts w:ascii="Courier New" w:cs="Times New Roman" w:eastAsia="Times New Roman" w:hAnsi="Courier New"/>
           <w:i w:val="1"/>
           <w:iCs w:val="1"/>
           <w:sz w:val="24"/>
@@ -7532,6 +7621,8 @@
       </w:r>
       <w:r>
         <w:rPr>
+          <w:rFonts w:ascii="Courier New" w:hAnsi="Courier New"/>
+          <w:sz w:val="20"/>
           <w:rtl w:val="0"/>
         </w:rPr>
       </w:r>
@@ -7634,8 +7725,17 @@
     </w:p>
     <w:p>
       <w:pPr>
+        <w:spacing w:before="60" w:after="60"/>
+        <w:ind w:firstLine="480"/>
+      </w:pPr>
+      <w:r>
+        <w:t xml:space="preserve">在此基础上，可严格推导问题二EV路径数的理论下界：绿色区半径10 km内共有12个有效订单客户，其中4个大客户需求超过单车容量3,000 kg，须拆单配送——客户8（需求11,749.6 kg）需⌈11749.6/3000⌉ = 4条EV路径，客户7（7,463.2 kg）需3条，客户6（4,473.6 kg）需2条，客户10（3,760.0 kg）需2条，其余8个中小客户各1条；合计EV路径下界 = 4+3+2+2+8 = 19条。本文问题二最优解恰好使用19条EV路径，与理论下界完全吻合，表明在绿色区政策约束下EV资源调配已达最优，25辆EV车队完全足够。</w:t>
+      </w:r>
+    </w:p>
+    <w:p>
+      <w:pPr>
         <w:pStyle w:val="Heading2"/>
-        <w:spacing w:after="80" w:before="220" w:lineRule="auto"/>
+        <w:spacing w:after="120" w:before="240" w:lineRule="auto"/>
         <w:rPr/>
       </w:pPr>
       <w:r>
@@ -7682,7 +7782,7 @@
     <w:p>
       <w:pPr>
         <w:pStyle w:val="Heading2"/>
-        <w:spacing w:after="80" w:before="220" w:lineRule="auto"/>
+        <w:spacing w:after="120" w:before="240" w:lineRule="auto"/>
         <w:rPr/>
       </w:pPr>
       <w:r>
@@ -7704,15 +7804,15 @@
     </w:p>
     <w:p>
       <w:pPr>
-        <w:spacing w:after="80" w:before="80" w:line="360" w:lineRule="auto"/>
-        <w:ind w:firstLine="480"/>
-        <w:jc w:val="both"/>
+        <w:spacing w:after="120" w:before="80" w:line="360" w:lineRule="auto"/>
+        <w:ind w:firstLine="0"/>
+        <w:jc w:val="center"/>
         <w:rPr/>
       </w:pPr>
       <w:r>
         <w:rPr>
           <w:rFonts w:ascii="SimSun" w:cs="SimSun" w:eastAsia="SimSun" w:hAnsi="SimSun"/>
-          <w:b w:val="0"/>
+          <w:b/>
           <w:bCs w:val="0"/>
           <w:sz w:val="24"/>
           <w:szCs w:val="24"/>
@@ -7722,6 +7822,7 @@
       </w:r>
       <w:r>
         <w:rPr>
+          <w:b/>
           <w:rtl w:val="0"/>
         </w:rPr>
       </w:r>
@@ -7786,14 +7887,15 @@
     </w:p>
     <w:p>
       <w:pPr>
-        <w:spacing w:after="40" w:before="60" w:lineRule="auto"/>
+        <w:spacing w:after="120" w:before="80" w:lineRule="auto"/>
+        <w:ind w:firstLine="0"/>
         <w:jc w:val="center"/>
         <w:rPr/>
       </w:pPr>
       <w:r>
         <w:rPr>
           <w:rFonts w:ascii="SimSun" w:cs="SimSun" w:eastAsia="SimSun" w:hAnsi="SimSun"/>
-          <w:b w:val="1"/>
+          <w:b/>
           <w:bCs w:val="1"/>
           <w:sz w:val="22"/>
           <w:szCs w:val="22"/>
@@ -7803,6 +7905,7 @@
       </w:r>
       <w:r>
         <w:rPr>
+          <w:b/>
           <w:rtl w:val="0"/>
         </w:rPr>
       </w:r>
@@ -7820,14 +7923,15 @@
     </w:p>
     <w:p>
       <w:pPr>
-        <w:spacing w:after="40" w:before="60" w:lineRule="auto"/>
+        <w:spacing w:after="120" w:before="80" w:lineRule="auto"/>
+        <w:ind w:firstLine="0"/>
         <w:jc w:val="center"/>
         <w:rPr/>
       </w:pPr>
       <w:r>
         <w:rPr>
           <w:rFonts w:ascii="SimSun" w:cs="SimSun" w:eastAsia="SimSun" w:hAnsi="SimSun"/>
-          <w:b w:val="1"/>
+          <w:b/>
           <w:bCs w:val="1"/>
           <w:sz w:val="22"/>
           <w:szCs w:val="22"/>
@@ -7837,6 +7941,7 @@
       </w:r>
       <w:r>
         <w:rPr>
+          <w:b/>
           <w:rtl w:val="0"/>
         </w:rPr>
       </w:r>
@@ -9486,7 +9591,7 @@
     <w:p>
       <w:pPr>
         <w:pStyle w:val="Heading1"/>
-        <w:spacing w:after="140" w:before="280" w:lineRule="auto"/>
+        <w:spacing w:after="180" w:before="360" w:lineRule="auto"/>
         <w:jc w:val="center"/>
         <w:rPr/>
       </w:pPr>
@@ -9510,7 +9615,7 @@
     <w:p>
       <w:pPr>
         <w:pStyle w:val="Heading2"/>
-        <w:spacing w:after="80" w:before="220" w:lineRule="auto"/>
+        <w:spacing w:after="120" w:before="240" w:lineRule="auto"/>
         <w:rPr/>
       </w:pPr>
       <w:r>
@@ -9604,8 +9709,17 @@
     </w:p>
     <w:p>
       <w:pPr>
+        <w:spacing w:before="60" w:after="60"/>
+        <w:ind w:firstLine="480"/>
+      </w:pPr>
+      <w:r>
+        <w:t xml:space="preserve">响应时间通过系统挂钟时间（wall-clock time）精确测量，从事件触发至对应层输出解止。三个场景的快速层实测耗时分别为1.9 ms、&lt; 1 ms（仅时间窗调整，无插入操作）、0.3 ms；优化层（200次ALNS迭代）实测耗时分别为2,860 ms、2,515 ms、2,488 ms，上述数据均在标准笔记本CPU（单线程）环境下取得，实际部署于服务器时可进一步压缩。</w:t>
+      </w:r>
+    </w:p>
+    <w:p>
+      <w:pPr>
         <w:pStyle w:val="Heading2"/>
-        <w:spacing w:after="80" w:before="220" w:lineRule="auto"/>
+        <w:spacing w:after="120" w:before="240" w:lineRule="auto"/>
         <w:rPr/>
       </w:pPr>
       <w:r>
@@ -9638,14 +9752,15 @@
     </w:p>
     <w:p>
       <w:pPr>
-        <w:spacing w:after="40" w:before="60" w:lineRule="auto"/>
+        <w:spacing w:after="120" w:before="80" w:lineRule="auto"/>
+        <w:ind w:firstLine="0"/>
         <w:jc w:val="center"/>
         <w:rPr/>
       </w:pPr>
       <w:r>
         <w:rPr>
           <w:rFonts w:ascii="SimSun" w:cs="SimSun" w:eastAsia="SimSun" w:hAnsi="SimSun"/>
-          <w:b w:val="1"/>
+          <w:b/>
           <w:bCs w:val="1"/>
           <w:sz w:val="22"/>
           <w:szCs w:val="22"/>
@@ -9655,6 +9770,7 @@
       </w:r>
       <w:r>
         <w:rPr>
+          <w:b/>
           <w:rtl w:val="0"/>
         </w:rPr>
       </w:r>
@@ -10106,7 +10222,7 @@
     <w:p>
       <w:pPr>
         <w:pStyle w:val="Heading2"/>
-        <w:spacing w:after="80" w:before="220" w:lineRule="auto"/>
+        <w:spacing w:after="120" w:before="240" w:lineRule="auto"/>
         <w:rPr/>
       </w:pPr>
       <w:r>
@@ -10152,13 +10268,14 @@
     </w:p>
     <w:p>
       <w:pPr>
-        <w:spacing w:after="100" w:before="100" w:lineRule="auto"/>
+        <w:spacing w:after="60" w:before="60" w:lineRule="auto"/>
+        <w:ind w:left="640" w:firstLine="0"/>
         <w:jc w:val="center"/>
         <w:rPr/>
       </w:pPr>
       <w:r>
         <w:rPr>
-          <w:rFonts w:ascii="Gungsuh" w:cs="Gungsuh" w:eastAsia="Gungsuh" w:hAnsi="Gungsuh"/>
+          <w:rFonts w:ascii="Courier New" w:cs="Gungsuh" w:eastAsia="Gungsuh" w:hAnsi="Courier New"/>
           <w:i w:val="1"/>
           <w:iCs w:val="1"/>
           <w:sz w:val="24"/>
@@ -10169,19 +10286,22 @@
       </w:r>
       <w:r>
         <w:rPr>
-          <w:rtl w:val="0"/>
-        </w:rPr>
-      </w:r>
-    </w:p>
-    <w:p>
-      <w:pPr>
-        <w:spacing w:after="100" w:before="100" w:lineRule="auto"/>
+          <w:rFonts w:ascii="Courier New" w:hAnsi="Courier New"/>
+          <w:sz w:val="20"/>
+          <w:rtl w:val="0"/>
+        </w:rPr>
+      </w:r>
+    </w:p>
+    <w:p>
+      <w:pPr>
+        <w:spacing w:after="60" w:before="60" w:lineRule="auto"/>
+        <w:ind w:left="640" w:firstLine="0"/>
         <w:jc w:val="center"/>
         <w:rPr/>
       </w:pPr>
       <w:r>
         <w:rPr>
-          <w:rFonts w:ascii="Gungsuh" w:cs="Gungsuh" w:eastAsia="Gungsuh" w:hAnsi="Gungsuh"/>
+          <w:rFonts w:ascii="Courier New" w:cs="Gungsuh" w:eastAsia="Gungsuh" w:hAnsi="Courier New"/>
           <w:i w:val="1"/>
           <w:iCs w:val="1"/>
           <w:sz w:val="24"/>
@@ -10192,6 +10312,8 @@
       </w:r>
       <w:r>
         <w:rPr>
+          <w:rFonts w:ascii="Courier New" w:hAnsi="Courier New"/>
+          <w:sz w:val="20"/>
           <w:rtl w:val="0"/>
         </w:rPr>
       </w:r>
@@ -10223,7 +10345,7 @@
     <w:p>
       <w:pPr>
         <w:pStyle w:val="Heading2"/>
-        <w:spacing w:after="80" w:before="220" w:lineRule="auto"/>
+        <w:spacing w:after="120" w:before="240" w:lineRule="auto"/>
         <w:rPr/>
       </w:pPr>
       <w:r>
@@ -10280,14 +10402,15 @@
     </w:p>
     <w:p>
       <w:pPr>
-        <w:spacing w:after="40" w:before="60" w:lineRule="auto"/>
+        <w:spacing w:after="120" w:before="80" w:lineRule="auto"/>
+        <w:ind w:firstLine="0"/>
         <w:jc w:val="center"/>
         <w:rPr/>
       </w:pPr>
       <w:r>
         <w:rPr>
           <w:rFonts w:ascii="SimSun" w:cs="SimSun" w:eastAsia="SimSun" w:hAnsi="SimSun"/>
-          <w:b w:val="1"/>
+          <w:b/>
           <w:bCs w:val="1"/>
           <w:sz w:val="22"/>
           <w:szCs w:val="22"/>
@@ -10297,6 +10420,7 @@
       </w:r>
       <w:r>
         <w:rPr>
+          <w:b/>
           <w:rtl w:val="0"/>
         </w:rPr>
       </w:r>
@@ -11505,7 +11629,7 @@
     <w:p>
       <w:pPr>
         <w:pStyle w:val="Heading1"/>
-        <w:spacing w:after="140" w:before="280" w:lineRule="auto"/>
+        <w:spacing w:after="180" w:before="360" w:lineRule="auto"/>
         <w:jc w:val="center"/>
         <w:rPr/>
       </w:pPr>
@@ -11529,7 +11653,7 @@
     <w:p>
       <w:pPr>
         <w:pStyle w:val="Heading2"/>
-        <w:spacing w:after="80" w:before="220" w:lineRule="auto"/>
+        <w:spacing w:after="120" w:before="240" w:lineRule="auto"/>
         <w:rPr/>
       </w:pPr>
       <w:r>
@@ -11648,7 +11772,7 @@
     <w:p>
       <w:pPr>
         <w:pStyle w:val="Heading2"/>
-        <w:spacing w:after="80" w:before="220" w:lineRule="auto"/>
+        <w:spacing w:after="120" w:before="240" w:lineRule="auto"/>
         <w:rPr/>
       </w:pPr>
       <w:r>
@@ -11767,7 +11891,7 @@
     <w:p>
       <w:pPr>
         <w:pStyle w:val="Heading1"/>
-        <w:spacing w:after="140" w:before="280" w:lineRule="auto"/>
+        <w:spacing w:after="160" w:before="360" w:lineRule="auto"/>
         <w:jc w:val="center"/>
         <w:rPr/>
       </w:pPr>
@@ -11790,8 +11914,8 @@
     </w:p>
     <w:p>
       <w:pPr>
-        <w:spacing w:after="60" w:before="80" w:line="360" w:lineRule="auto"/>
-        <w:ind w:left="480" w:hanging="480"/>
+        <w:spacing w:after="80" w:before="80" w:line="360" w:lineRule="auto"/>
+        <w:ind w:left="480" w:firstLine="0"/>
         <w:rPr/>
       </w:pPr>
       <w:r>
@@ -11811,8 +11935,8 @@
     </w:p>
     <w:p>
       <w:pPr>
-        <w:spacing w:after="60" w:before="80" w:line="360" w:lineRule="auto"/>
-        <w:ind w:left="480" w:hanging="480"/>
+        <w:spacing w:after="80" w:before="80" w:line="360" w:lineRule="auto"/>
+        <w:ind w:left="480" w:firstLine="0"/>
         <w:rPr/>
       </w:pPr>
       <w:r>
@@ -11832,8 +11956,8 @@
     </w:p>
     <w:p>
       <w:pPr>
-        <w:spacing w:after="60" w:before="80" w:line="360" w:lineRule="auto"/>
-        <w:ind w:left="480" w:hanging="480"/>
+        <w:spacing w:after="80" w:before="80" w:line="360" w:lineRule="auto"/>
+        <w:ind w:left="480" w:firstLine="0"/>
         <w:rPr/>
       </w:pPr>
       <w:r>
@@ -11853,8 +11977,8 @@
     </w:p>
     <w:p>
       <w:pPr>
-        <w:spacing w:after="60" w:before="80" w:line="360" w:lineRule="auto"/>
-        <w:ind w:left="480" w:hanging="480"/>
+        <w:spacing w:after="80" w:before="80" w:line="360" w:lineRule="auto"/>
+        <w:ind w:left="480" w:firstLine="0"/>
         <w:rPr/>
       </w:pPr>
       <w:r>
@@ -11874,8 +11998,8 @@
     </w:p>
     <w:p>
       <w:pPr>
-        <w:spacing w:after="60" w:before="80" w:line="360" w:lineRule="auto"/>
-        <w:ind w:left="480" w:hanging="480"/>
+        <w:spacing w:after="80" w:before="80" w:line="360" w:lineRule="auto"/>
+        <w:ind w:left="480" w:firstLine="0"/>
         <w:rPr/>
       </w:pPr>
       <w:r>
@@ -11895,8 +12019,8 @@
     </w:p>
     <w:p>
       <w:pPr>
-        <w:spacing w:after="60" w:before="80" w:line="360" w:lineRule="auto"/>
-        <w:ind w:left="480" w:hanging="480"/>
+        <w:spacing w:after="80" w:before="80" w:line="360" w:lineRule="auto"/>
+        <w:ind w:left="480" w:firstLine="0"/>
         <w:rPr/>
       </w:pPr>
       <w:r>
@@ -11916,8 +12040,8 @@
     </w:p>
     <w:p>
       <w:pPr>
-        <w:spacing w:after="60" w:before="80" w:line="360" w:lineRule="auto"/>
-        <w:ind w:left="480" w:hanging="480"/>
+        <w:spacing w:after="80" w:before="80" w:line="360" w:lineRule="auto"/>
+        <w:ind w:left="480" w:firstLine="0"/>
         <w:rPr>
           <w:rFonts w:ascii="SimSun" w:cs="SimSun" w:eastAsia="SimSun" w:hAnsi="SimSun"/>
           <w:sz w:val="22"/>
